--- a/Project_Findings.docx
+++ b/Project_Findings.docx
@@ -191,8 +191,25 @@
       <w:pPr>
         <w:pStyle w:val="ListBullet"/>
       </w:pPr>
+      <w:proofErr w:type="spellStart"/>
       <w:r>
-        <w:t>PACU has the highest number of override transactions, followed by ICU and Pediatrics — all high-acuity departments where urgent medication access is clinically expected.</w:t>
+        <w:t>MedSurg</w:t>
+      </w:r>
+      <w:proofErr w:type="spellEnd"/>
+      <w:r>
+        <w:t xml:space="preserve"> has the highest number of override transactions, followed by </w:t>
+      </w:r>
+      <w:r>
+        <w:t>PACU</w:t>
+      </w:r>
+      <w:r>
+        <w:t xml:space="preserve"> and </w:t>
+      </w:r>
+      <w:r>
+        <w:t>ICU</w:t>
+      </w:r>
+      <w:r>
+        <w:t xml:space="preserve"> — all high-acuity departments where urgent medication access is clinically expected.</w:t>
       </w:r>
     </w:p>
     <w:p>
